--- a/deploy_site/paper/预演论文.docx
+++ b/deploy_site/paper/预演论文.docx
@@ -45,7 +45,7 @@
           <w:b w:val="0"/>
           <w:sz w:val="24"/>
         </w:rPr>
-        <w:t>学    生：【请填写姓名】</w:t>
+        <w:t>学    生：王汐冰</w:t>
       </w:r>
     </w:p>
     <w:p>
@@ -58,7 +58,7 @@
           <w:b w:val="0"/>
           <w:sz w:val="24"/>
         </w:rPr>
-        <w:t>学    号：【请填写学号】</w:t>
+        <w:t>学    号：202364116</w:t>
       </w:r>
     </w:p>
     <w:p>
@@ -71,7 +71,7 @@
           <w:b w:val="0"/>
           <w:sz w:val="24"/>
         </w:rPr>
-        <w:t>专    业：【请填写专业】</w:t>
+        <w:t>专    业：大数据管理与应用 3班</w:t>
       </w:r>
     </w:p>
     <w:p>
@@ -84,7 +84,7 @@
           <w:b w:val="0"/>
           <w:sz w:val="24"/>
         </w:rPr>
-        <w:t>指导教师：【请填写导师】</w:t>
+        <w:t>指导教师：孙智广</w:t>
       </w:r>
     </w:p>
     <w:p>
@@ -110,7 +110,7 @@
           <w:b w:val="0"/>
           <w:sz w:val="24"/>
         </w:rPr>
-        <w:t>提交日期：2026 年 9 月</w:t>
+        <w:t>提交日期：2026 年 10 月</w:t>
       </w:r>
     </w:p>
     <w:p>
